--- a/reports/supervisors/us/country_profile.docx
+++ b/reports/supervisors/us/country_profile.docx
@@ -10,7 +10,7 @@
         <w:rPr>
           <w:b/>
           <w:color w:val="1B365D"/>
-          <w:sz w:val="40"/>
+          <w:sz w:val="36"/>
         </w:rPr>
         <w:t>COUNTRY PHD INTELLIGENCE: UNITED STATES</w:t>
       </w:r>
@@ -22,7 +22,7 @@
       <w:r>
         <w:rPr>
           <w:color w:val="64748B"/>
-          <w:sz w:val="22"/>
+          <w:sz w:val="20"/>
         </w:rPr>
         <w:t>Academic Research Intelligence • Generated: September 17, 2026</w:t>
       </w:r>
@@ -232,6 +232,533 @@
         <w:t>3. Discovered Universities &amp; Suitability</w:t>
       </w:r>
     </w:p>
+    <w:tbl>
+      <w:tblPr>
+        <w:tblStyle w:val="TableGrid"/>
+        <w:tblW w:type="auto" w:w="0"/>
+        <w:tblLook w:firstColumn="1" w:firstRow="1" w:lastColumn="0" w:lastRow="0" w:noHBand="0" w:noVBand="1" w:val="04A0"/>
+      </w:tblPr>
+      <w:tblGrid>
+        <w:gridCol w:w="1872"/>
+        <w:gridCol w:w="1872"/>
+        <w:gridCol w:w="1872"/>
+        <w:gridCol w:w="1872"/>
+        <w:gridCol w:w="1872"/>
+      </w:tblGrid>
+      <w:tr>
+        <w:tc>
+          <w:tcPr>
+            <w:tcW w:type="dxa" w:w="1872"/>
+          </w:tcPr>
+          <w:p>
+            <w:r>
+              <w:t>University</w:t>
+            </w:r>
+          </w:p>
+        </w:tc>
+        <w:tc>
+          <w:tcPr>
+            <w:tcW w:type="dxa" w:w="1872"/>
+          </w:tcPr>
+          <w:p>
+            <w:r>
+              <w:t>Relevant Departments</w:t>
+            </w:r>
+          </w:p>
+        </w:tc>
+        <w:tc>
+          <w:tcPr>
+            <w:tcW w:type="dxa" w:w="1872"/>
+          </w:tcPr>
+          <w:p>
+            <w:r>
+              <w:t>Research Suitability</w:t>
+            </w:r>
+          </w:p>
+        </w:tc>
+        <w:tc>
+          <w:tcPr>
+            <w:tcW w:type="dxa" w:w="1872"/>
+          </w:tcPr>
+          <w:p>
+            <w:r>
+              <w:t>Funding Rating</w:t>
+            </w:r>
+          </w:p>
+        </w:tc>
+        <w:tc>
+          <w:tcPr>
+            <w:tcW w:type="dxa" w:w="1872"/>
+          </w:tcPr>
+          <w:p>
+            <w:r>
+              <w:t>Official Portal</w:t>
+            </w:r>
+          </w:p>
+        </w:tc>
+      </w:tr>
+      <w:tr>
+        <w:tc>
+          <w:tcPr>
+            <w:tcW w:type="dxa" w:w="1872"/>
+          </w:tcPr>
+          <w:p>
+            <w:r/>
+            <w:r>
+              <w:rPr>
+                <w:b/>
+              </w:rPr>
+              <w:t>University of Illinois Urbana-Champaign</w:t>
+            </w:r>
+            <w:r/>
+          </w:p>
+        </w:tc>
+        <w:tc>
+          <w:tcPr>
+            <w:tcW w:type="dxa" w:w="1872"/>
+          </w:tcPr>
+          <w:p>
+            <w:r>
+              <w:t>Siebel School of Computing and Data Science, Coordinated Science Laboratory (CSL)</w:t>
+            </w:r>
+          </w:p>
+        </w:tc>
+        <w:tc>
+          <w:tcPr>
+            <w:tcW w:type="dxa" w:w="1872"/>
+          </w:tcPr>
+          <w:p>
+            <w:r>
+              <w:t>69.5%</w:t>
+            </w:r>
+          </w:p>
+        </w:tc>
+        <w:tc>
+          <w:tcPr>
+            <w:tcW w:type="dxa" w:w="1872"/>
+          </w:tcPr>
+          <w:p>
+            <w:r>
+              <w:t>High</w:t>
+            </w:r>
+          </w:p>
+        </w:tc>
+        <w:tc>
+          <w:tcPr>
+            <w:tcW w:type="dxa" w:w="1872"/>
+          </w:tcPr>
+          <w:p>
+            <w:r>
+              <w:t>Portal</w:t>
+            </w:r>
+          </w:p>
+        </w:tc>
+      </w:tr>
+      <w:tr>
+        <w:tc>
+          <w:tcPr>
+            <w:tcW w:type="dxa" w:w="1872"/>
+          </w:tcPr>
+          <w:p>
+            <w:r/>
+            <w:r>
+              <w:rPr>
+                <w:b/>
+              </w:rPr>
+              <w:t>University of Texas at Austin</w:t>
+            </w:r>
+            <w:r/>
+          </w:p>
+        </w:tc>
+        <w:tc>
+          <w:tcPr>
+            <w:tcW w:type="dxa" w:w="1872"/>
+          </w:tcPr>
+          <w:p>
+            <w:r>
+              <w:t>Department of Computer Science, Department of Electrical and Computer Engineering (ECE)</w:t>
+            </w:r>
+          </w:p>
+        </w:tc>
+        <w:tc>
+          <w:tcPr>
+            <w:tcW w:type="dxa" w:w="1872"/>
+          </w:tcPr>
+          <w:p>
+            <w:r>
+              <w:t>68.5%</w:t>
+            </w:r>
+          </w:p>
+        </w:tc>
+        <w:tc>
+          <w:tcPr>
+            <w:tcW w:type="dxa" w:w="1872"/>
+          </w:tcPr>
+          <w:p>
+            <w:r>
+              <w:t>High</w:t>
+            </w:r>
+          </w:p>
+        </w:tc>
+        <w:tc>
+          <w:tcPr>
+            <w:tcW w:type="dxa" w:w="1872"/>
+          </w:tcPr>
+          <w:p>
+            <w:r>
+              <w:t>Portal</w:t>
+            </w:r>
+          </w:p>
+        </w:tc>
+      </w:tr>
+      <w:tr>
+        <w:tc>
+          <w:tcPr>
+            <w:tcW w:type="dxa" w:w="1872"/>
+          </w:tcPr>
+          <w:p>
+            <w:r/>
+            <w:r>
+              <w:rPr>
+                <w:b/>
+              </w:rPr>
+              <w:t>Carnegie Mellon University</w:t>
+            </w:r>
+            <w:r/>
+          </w:p>
+        </w:tc>
+        <w:tc>
+          <w:tcPr>
+            <w:tcW w:type="dxa" w:w="1872"/>
+          </w:tcPr>
+          <w:p>
+            <w:r>
+              <w:t>Computer Science Department (CSD), Electrical and Computer Engineering (ECE)</w:t>
+            </w:r>
+          </w:p>
+        </w:tc>
+        <w:tc>
+          <w:tcPr>
+            <w:tcW w:type="dxa" w:w="1872"/>
+          </w:tcPr>
+          <w:p>
+            <w:r>
+              <w:t>63.5%</w:t>
+            </w:r>
+          </w:p>
+        </w:tc>
+        <w:tc>
+          <w:tcPr>
+            <w:tcW w:type="dxa" w:w="1872"/>
+          </w:tcPr>
+          <w:p>
+            <w:r>
+              <w:t>High</w:t>
+            </w:r>
+          </w:p>
+        </w:tc>
+        <w:tc>
+          <w:tcPr>
+            <w:tcW w:type="dxa" w:w="1872"/>
+          </w:tcPr>
+          <w:p>
+            <w:r>
+              <w:t>Portal</w:t>
+            </w:r>
+          </w:p>
+        </w:tc>
+      </w:tr>
+      <w:tr>
+        <w:tc>
+          <w:tcPr>
+            <w:tcW w:type="dxa" w:w="1872"/>
+          </w:tcPr>
+          <w:p>
+            <w:r/>
+            <w:r>
+              <w:rPr>
+                <w:b/>
+              </w:rPr>
+              <w:t>Georgia Institute of Technology</w:t>
+            </w:r>
+            <w:r/>
+          </w:p>
+        </w:tc>
+        <w:tc>
+          <w:tcPr>
+            <w:tcW w:type="dxa" w:w="1872"/>
+          </w:tcPr>
+          <w:p>
+            <w:r>
+              <w:t>College of Computing, School of Computer Science</w:t>
+            </w:r>
+          </w:p>
+        </w:tc>
+        <w:tc>
+          <w:tcPr>
+            <w:tcW w:type="dxa" w:w="1872"/>
+          </w:tcPr>
+          <w:p>
+            <w:r>
+              <w:t>63.5%</w:t>
+            </w:r>
+          </w:p>
+        </w:tc>
+        <w:tc>
+          <w:tcPr>
+            <w:tcW w:type="dxa" w:w="1872"/>
+          </w:tcPr>
+          <w:p>
+            <w:r>
+              <w:t>High</w:t>
+            </w:r>
+          </w:p>
+        </w:tc>
+        <w:tc>
+          <w:tcPr>
+            <w:tcW w:type="dxa" w:w="1872"/>
+          </w:tcPr>
+          <w:p>
+            <w:r>
+              <w:t>Portal</w:t>
+            </w:r>
+          </w:p>
+        </w:tc>
+      </w:tr>
+      <w:tr>
+        <w:tc>
+          <w:tcPr>
+            <w:tcW w:type="dxa" w:w="1872"/>
+          </w:tcPr>
+          <w:p>
+            <w:r/>
+            <w:r>
+              <w:rPr>
+                <w:b/>
+              </w:rPr>
+              <w:t>Stanford University</w:t>
+            </w:r>
+            <w:r/>
+          </w:p>
+        </w:tc>
+        <w:tc>
+          <w:tcPr>
+            <w:tcW w:type="dxa" w:w="1872"/>
+          </w:tcPr>
+          <w:p>
+            <w:r>
+              <w:t>Department of Computer Science, Department of Electrical Engineering</w:t>
+            </w:r>
+          </w:p>
+        </w:tc>
+        <w:tc>
+          <w:tcPr>
+            <w:tcW w:type="dxa" w:w="1872"/>
+          </w:tcPr>
+          <w:p>
+            <w:r>
+              <w:t>62.5%</w:t>
+            </w:r>
+          </w:p>
+        </w:tc>
+        <w:tc>
+          <w:tcPr>
+            <w:tcW w:type="dxa" w:w="1872"/>
+          </w:tcPr>
+          <w:p>
+            <w:r>
+              <w:t>High</w:t>
+            </w:r>
+          </w:p>
+        </w:tc>
+        <w:tc>
+          <w:tcPr>
+            <w:tcW w:type="dxa" w:w="1872"/>
+          </w:tcPr>
+          <w:p>
+            <w:r>
+              <w:t>Portal</w:t>
+            </w:r>
+          </w:p>
+        </w:tc>
+      </w:tr>
+      <w:tr>
+        <w:tc>
+          <w:tcPr>
+            <w:tcW w:type="dxa" w:w="1872"/>
+          </w:tcPr>
+          <w:p>
+            <w:r/>
+            <w:r>
+              <w:rPr>
+                <w:b/>
+              </w:rPr>
+              <w:t>Purdue University / Princeton University</w:t>
+            </w:r>
+            <w:r/>
+          </w:p>
+        </w:tc>
+        <w:tc>
+          <w:tcPr>
+            <w:tcW w:type="dxa" w:w="1872"/>
+          </w:tcPr>
+          <w:p>
+            <w:r>
+              <w:t>Elmore Family School of Electrical and Computer Engineering, Department of Computer Science</w:t>
+            </w:r>
+          </w:p>
+        </w:tc>
+        <w:tc>
+          <w:tcPr>
+            <w:tcW w:type="dxa" w:w="1872"/>
+          </w:tcPr>
+          <w:p>
+            <w:r>
+              <w:t>59.5%</w:t>
+            </w:r>
+          </w:p>
+        </w:tc>
+        <w:tc>
+          <w:tcPr>
+            <w:tcW w:type="dxa" w:w="1872"/>
+          </w:tcPr>
+          <w:p>
+            <w:r>
+              <w:t>High</w:t>
+            </w:r>
+          </w:p>
+        </w:tc>
+        <w:tc>
+          <w:tcPr>
+            <w:tcW w:type="dxa" w:w="1872"/>
+          </w:tcPr>
+          <w:p>
+            <w:r>
+              <w:t>Portal</w:t>
+            </w:r>
+          </w:p>
+        </w:tc>
+      </w:tr>
+      <w:tr>
+        <w:tc>
+          <w:tcPr>
+            <w:tcW w:type="dxa" w:w="1872"/>
+          </w:tcPr>
+          <w:p>
+            <w:r/>
+            <w:r>
+              <w:rPr>
+                <w:b/>
+              </w:rPr>
+              <w:t>University of California, Berkeley</w:t>
+            </w:r>
+            <w:r/>
+          </w:p>
+        </w:tc>
+        <w:tc>
+          <w:tcPr>
+            <w:tcW w:type="dxa" w:w="1872"/>
+          </w:tcPr>
+          <w:p>
+            <w:r>
+              <w:t>Department of Electrical Engineering and Computer Sciences (EECS)</w:t>
+            </w:r>
+          </w:p>
+        </w:tc>
+        <w:tc>
+          <w:tcPr>
+            <w:tcW w:type="dxa" w:w="1872"/>
+          </w:tcPr>
+          <w:p>
+            <w:r>
+              <w:t>57.5%</w:t>
+            </w:r>
+          </w:p>
+        </w:tc>
+        <w:tc>
+          <w:tcPr>
+            <w:tcW w:type="dxa" w:w="1872"/>
+          </w:tcPr>
+          <w:p>
+            <w:r>
+              <w:t>High</w:t>
+            </w:r>
+          </w:p>
+        </w:tc>
+        <w:tc>
+          <w:tcPr>
+            <w:tcW w:type="dxa" w:w="1872"/>
+          </w:tcPr>
+          <w:p>
+            <w:r>
+              <w:t>Portal</w:t>
+            </w:r>
+          </w:p>
+        </w:tc>
+      </w:tr>
+      <w:tr>
+        <w:tc>
+          <w:tcPr>
+            <w:tcW w:type="dxa" w:w="1872"/>
+          </w:tcPr>
+          <w:p>
+            <w:r/>
+            <w:r>
+              <w:rPr>
+                <w:b/>
+              </w:rPr>
+              <w:t>Massachusetts Institute of Technology</w:t>
+            </w:r>
+            <w:r/>
+          </w:p>
+        </w:tc>
+        <w:tc>
+          <w:tcPr>
+            <w:tcW w:type="dxa" w:w="1872"/>
+          </w:tcPr>
+          <w:p>
+            <w:r>
+              <w:t>Department of Electrical Engineering and Computer Science (EECS)</w:t>
+            </w:r>
+          </w:p>
+        </w:tc>
+        <w:tc>
+          <w:tcPr>
+            <w:tcW w:type="dxa" w:w="1872"/>
+          </w:tcPr>
+          <w:p>
+            <w:r>
+              <w:t>54.5%</w:t>
+            </w:r>
+          </w:p>
+        </w:tc>
+        <w:tc>
+          <w:tcPr>
+            <w:tcW w:type="dxa" w:w="1872"/>
+          </w:tcPr>
+          <w:p>
+            <w:r>
+              <w:t>High</w:t>
+            </w:r>
+          </w:p>
+        </w:tc>
+        <w:tc>
+          <w:tcPr>
+            <w:tcW w:type="dxa" w:w="1872"/>
+          </w:tcPr>
+          <w:p>
+            <w:r>
+              <w:t>Portal</w:t>
+            </w:r>
+          </w:p>
+        </w:tc>
+      </w:tr>
+    </w:tbl>
+    <w:p>
+      <w:pPr>
+        <w:spacing w:after="120"/>
+      </w:pPr>
+    </w:p>
     <w:p>
       <w:r>
         <w:t>---</w:t>
@@ -245,6 +772,624 @@
       <w:r>
         <w:t>4. Top Vetted PhD Supervisors &amp; Relevance</w:t>
       </w:r>
+    </w:p>
+    <w:tbl>
+      <w:tblPr>
+        <w:tblStyle w:val="TableGrid"/>
+        <w:tblW w:type="auto" w:w="0"/>
+        <w:tblLook w:firstColumn="1" w:firstRow="1" w:lastColumn="0" w:lastRow="0" w:noHBand="0" w:noVBand="1" w:val="04A0"/>
+      </w:tblPr>
+      <w:tblGrid>
+        <w:gridCol w:w="1560"/>
+        <w:gridCol w:w="1560"/>
+        <w:gridCol w:w="1560"/>
+        <w:gridCol w:w="1560"/>
+        <w:gridCol w:w="1560"/>
+        <w:gridCol w:w="1560"/>
+      </w:tblGrid>
+      <w:tr>
+        <w:tc>
+          <w:tcPr>
+            <w:tcW w:type="dxa" w:w="1560"/>
+          </w:tcPr>
+          <w:p>
+            <w:r>
+              <w:t>Professor</w:t>
+            </w:r>
+          </w:p>
+        </w:tc>
+        <w:tc>
+          <w:tcPr>
+            <w:tcW w:type="dxa" w:w="1560"/>
+          </w:tcPr>
+          <w:p>
+            <w:r>
+              <w:t>University</w:t>
+            </w:r>
+          </w:p>
+        </w:tc>
+        <w:tc>
+          <w:tcPr>
+            <w:tcW w:type="dxa" w:w="1560"/>
+          </w:tcPr>
+          <w:p>
+            <w:r>
+              <w:t>Priority Tier</w:t>
+            </w:r>
+          </w:p>
+        </w:tc>
+        <w:tc>
+          <w:tcPr>
+            <w:tcW w:type="dxa" w:w="1560"/>
+          </w:tcPr>
+          <w:p>
+            <w:r>
+              <w:t>Research Fit</w:t>
+            </w:r>
+          </w:p>
+        </w:tc>
+        <w:tc>
+          <w:tcPr>
+            <w:tcW w:type="dxa" w:w="1560"/>
+          </w:tcPr>
+          <w:p>
+            <w:r>
+              <w:t>Recruitment Status</w:t>
+            </w:r>
+          </w:p>
+        </w:tc>
+        <w:tc>
+          <w:tcPr>
+            <w:tcW w:type="dxa" w:w="1560"/>
+          </w:tcPr>
+          <w:p>
+            <w:r>
+              <w:t>Profile Link</w:t>
+            </w:r>
+          </w:p>
+        </w:tc>
+      </w:tr>
+      <w:tr>
+        <w:tc>
+          <w:tcPr>
+            <w:tcW w:type="dxa" w:w="1560"/>
+          </w:tcPr>
+          <w:p>
+            <w:r/>
+            <w:r>
+              <w:rPr>
+                <w:b/>
+              </w:rPr>
+              <w:t>Prof. Indranil Gupta</w:t>
+            </w:r>
+            <w:r/>
+          </w:p>
+        </w:tc>
+        <w:tc>
+          <w:tcPr>
+            <w:tcW w:type="dxa" w:w="1560"/>
+          </w:tcPr>
+          <w:p>
+            <w:r>
+              <w:t>University of Illinois Urbana-Champaign</w:t>
+            </w:r>
+          </w:p>
+        </w:tc>
+        <w:tc>
+          <w:tcPr>
+            <w:tcW w:type="dxa" w:w="1560"/>
+          </w:tcPr>
+          <w:p>
+            <w:r>
+              <w:t>Tier 1</w:t>
+            </w:r>
+          </w:p>
+        </w:tc>
+        <w:tc>
+          <w:tcPr>
+            <w:tcW w:type="dxa" w:w="1560"/>
+          </w:tcPr>
+          <w:p>
+            <w:r>
+              <w:t>100.0%</w:t>
+            </w:r>
+          </w:p>
+        </w:tc>
+        <w:tc>
+          <w:tcPr>
+            <w:tcW w:type="dxa" w:w="1560"/>
+          </w:tcPr>
+          <w:p>
+            <w:r>
+              <w:t>CONFIRMED_ACTIVE</w:t>
+            </w:r>
+          </w:p>
+        </w:tc>
+        <w:tc>
+          <w:tcPr>
+            <w:tcW w:type="dxa" w:w="1560"/>
+          </w:tcPr>
+          <w:p>
+            <w:r>
+              <w:t>Dossier</w:t>
+            </w:r>
+          </w:p>
+        </w:tc>
+      </w:tr>
+      <w:tr>
+        <w:tc>
+          <w:tcPr>
+            <w:tcW w:type="dxa" w:w="1560"/>
+          </w:tcPr>
+          <w:p>
+            <w:r/>
+            <w:r>
+              <w:rPr>
+                <w:b/>
+              </w:rPr>
+              <w:t>Prof. Sanjay Shakkottai</w:t>
+            </w:r>
+            <w:r/>
+          </w:p>
+        </w:tc>
+        <w:tc>
+          <w:tcPr>
+            <w:tcW w:type="dxa" w:w="1560"/>
+          </w:tcPr>
+          <w:p>
+            <w:r>
+              <w:t>University of Texas at Austin</w:t>
+            </w:r>
+          </w:p>
+        </w:tc>
+        <w:tc>
+          <w:tcPr>
+            <w:tcW w:type="dxa" w:w="1560"/>
+          </w:tcPr>
+          <w:p>
+            <w:r>
+              <w:t>Tier 1</w:t>
+            </w:r>
+          </w:p>
+        </w:tc>
+        <w:tc>
+          <w:tcPr>
+            <w:tcW w:type="dxa" w:w="1560"/>
+          </w:tcPr>
+          <w:p>
+            <w:r>
+              <w:t>98.9%</w:t>
+            </w:r>
+          </w:p>
+        </w:tc>
+        <w:tc>
+          <w:tcPr>
+            <w:tcW w:type="dxa" w:w="1560"/>
+          </w:tcPr>
+          <w:p>
+            <w:r>
+              <w:t>CONFIRMED_ACTIVE</w:t>
+            </w:r>
+          </w:p>
+        </w:tc>
+        <w:tc>
+          <w:tcPr>
+            <w:tcW w:type="dxa" w:w="1560"/>
+          </w:tcPr>
+          <w:p>
+            <w:r>
+              <w:t>Dossier</w:t>
+            </w:r>
+          </w:p>
+        </w:tc>
+      </w:tr>
+      <w:tr>
+        <w:tc>
+          <w:tcPr>
+            <w:tcW w:type="dxa" w:w="1560"/>
+          </w:tcPr>
+          <w:p>
+            <w:r/>
+            <w:r>
+              <w:rPr>
+                <w:b/>
+              </w:rPr>
+              <w:t>Prof. Tarek Abdelzaher</w:t>
+            </w:r>
+            <w:r/>
+          </w:p>
+        </w:tc>
+        <w:tc>
+          <w:tcPr>
+            <w:tcW w:type="dxa" w:w="1560"/>
+          </w:tcPr>
+          <w:p>
+            <w:r>
+              <w:t>University of Illinois Urbana-Champaign</w:t>
+            </w:r>
+          </w:p>
+        </w:tc>
+        <w:tc>
+          <w:tcPr>
+            <w:tcW w:type="dxa" w:w="1560"/>
+          </w:tcPr>
+          <w:p>
+            <w:r>
+              <w:t>Tier 1</w:t>
+            </w:r>
+          </w:p>
+        </w:tc>
+        <w:tc>
+          <w:tcPr>
+            <w:tcW w:type="dxa" w:w="1560"/>
+          </w:tcPr>
+          <w:p>
+            <w:r>
+              <w:t>95.1%</w:t>
+            </w:r>
+          </w:p>
+        </w:tc>
+        <w:tc>
+          <w:tcPr>
+            <w:tcW w:type="dxa" w:w="1560"/>
+          </w:tcPr>
+          <w:p>
+            <w:r>
+              <w:t>CONFIRMED_ACTIVE</w:t>
+            </w:r>
+          </w:p>
+        </w:tc>
+        <w:tc>
+          <w:tcPr>
+            <w:tcW w:type="dxa" w:w="1560"/>
+          </w:tcPr>
+          <w:p>
+            <w:r>
+              <w:t>Dossier</w:t>
+            </w:r>
+          </w:p>
+        </w:tc>
+      </w:tr>
+      <w:tr>
+        <w:tc>
+          <w:tcPr>
+            <w:tcW w:type="dxa" w:w="1560"/>
+          </w:tcPr>
+          <w:p>
+            <w:r/>
+            <w:r>
+              <w:rPr>
+                <w:b/>
+              </w:rPr>
+              <w:t>Prof. Joseph E. Gonzalez</w:t>
+            </w:r>
+            <w:r/>
+          </w:p>
+        </w:tc>
+        <w:tc>
+          <w:tcPr>
+            <w:tcW w:type="dxa" w:w="1560"/>
+          </w:tcPr>
+          <w:p>
+            <w:r>
+              <w:t>University of California, Berkeley</w:t>
+            </w:r>
+          </w:p>
+        </w:tc>
+        <w:tc>
+          <w:tcPr>
+            <w:tcW w:type="dxa" w:w="1560"/>
+          </w:tcPr>
+          <w:p>
+            <w:r>
+              <w:t>Tier 1</w:t>
+            </w:r>
+          </w:p>
+        </w:tc>
+        <w:tc>
+          <w:tcPr>
+            <w:tcW w:type="dxa" w:w="1560"/>
+          </w:tcPr>
+          <w:p>
+            <w:r>
+              <w:t>93.3%</w:t>
+            </w:r>
+          </w:p>
+        </w:tc>
+        <w:tc>
+          <w:tcPr>
+            <w:tcW w:type="dxa" w:w="1560"/>
+          </w:tcPr>
+          <w:p>
+            <w:r>
+              <w:t>CONFIRMED_ACTIVE</w:t>
+            </w:r>
+          </w:p>
+        </w:tc>
+        <w:tc>
+          <w:tcPr>
+            <w:tcW w:type="dxa" w:w="1560"/>
+          </w:tcPr>
+          <w:p>
+            <w:r>
+              <w:t>Dossier</w:t>
+            </w:r>
+          </w:p>
+        </w:tc>
+      </w:tr>
+      <w:tr>
+        <w:tc>
+          <w:tcPr>
+            <w:tcW w:type="dxa" w:w="1560"/>
+          </w:tcPr>
+          <w:p>
+            <w:r/>
+            <w:r>
+              <w:rPr>
+                <w:b/>
+              </w:rPr>
+              <w:t>Prof. Klara Nahrstedt</w:t>
+            </w:r>
+            <w:r/>
+          </w:p>
+        </w:tc>
+        <w:tc>
+          <w:tcPr>
+            <w:tcW w:type="dxa" w:w="1560"/>
+          </w:tcPr>
+          <w:p>
+            <w:r>
+              <w:t>University of Illinois Urbana-Champaign</w:t>
+            </w:r>
+          </w:p>
+        </w:tc>
+        <w:tc>
+          <w:tcPr>
+            <w:tcW w:type="dxa" w:w="1560"/>
+          </w:tcPr>
+          <w:p>
+            <w:r>
+              <w:t>Tier 1</w:t>
+            </w:r>
+          </w:p>
+        </w:tc>
+        <w:tc>
+          <w:tcPr>
+            <w:tcW w:type="dxa" w:w="1560"/>
+          </w:tcPr>
+          <w:p>
+            <w:r>
+              <w:t>93.3%</w:t>
+            </w:r>
+          </w:p>
+        </w:tc>
+        <w:tc>
+          <w:tcPr>
+            <w:tcW w:type="dxa" w:w="1560"/>
+          </w:tcPr>
+          <w:p>
+            <w:r>
+              <w:t>CONFIRMED_ACTIVE</w:t>
+            </w:r>
+          </w:p>
+        </w:tc>
+        <w:tc>
+          <w:tcPr>
+            <w:tcW w:type="dxa" w:w="1560"/>
+          </w:tcPr>
+          <w:p>
+            <w:r>
+              <w:t>Dossier</w:t>
+            </w:r>
+          </w:p>
+        </w:tc>
+      </w:tr>
+      <w:tr>
+        <w:tc>
+          <w:tcPr>
+            <w:tcW w:type="dxa" w:w="1560"/>
+          </w:tcPr>
+          <w:p>
+            <w:r/>
+            <w:r>
+              <w:rPr>
+                <w:b/>
+              </w:rPr>
+              <w:t>Prof. Mahadev Satyanarayanan (Satya)</w:t>
+            </w:r>
+            <w:r/>
+          </w:p>
+        </w:tc>
+        <w:tc>
+          <w:tcPr>
+            <w:tcW w:type="dxa" w:w="1560"/>
+          </w:tcPr>
+          <w:p>
+            <w:r>
+              <w:t>Carnegie Mellon University</w:t>
+            </w:r>
+          </w:p>
+        </w:tc>
+        <w:tc>
+          <w:tcPr>
+            <w:tcW w:type="dxa" w:w="1560"/>
+          </w:tcPr>
+          <w:p>
+            <w:r>
+              <w:t>Tier 1</w:t>
+            </w:r>
+          </w:p>
+        </w:tc>
+        <w:tc>
+          <w:tcPr>
+            <w:tcW w:type="dxa" w:w="1560"/>
+          </w:tcPr>
+          <w:p>
+            <w:r>
+              <w:t>93.0%</w:t>
+            </w:r>
+          </w:p>
+        </w:tc>
+        <w:tc>
+          <w:tcPr>
+            <w:tcW w:type="dxa" w:w="1560"/>
+          </w:tcPr>
+          <w:p>
+            <w:r>
+              <w:t>CONFIRMED_ACTIVE</w:t>
+            </w:r>
+          </w:p>
+        </w:tc>
+        <w:tc>
+          <w:tcPr>
+            <w:tcW w:type="dxa" w:w="1560"/>
+          </w:tcPr>
+          <w:p>
+            <w:r>
+              <w:t>Dossier</w:t>
+            </w:r>
+          </w:p>
+        </w:tc>
+      </w:tr>
+      <w:tr>
+        <w:tc>
+          <w:tcPr>
+            <w:tcW w:type="dxa" w:w="1560"/>
+          </w:tcPr>
+          <w:p>
+            <w:r/>
+            <w:r>
+              <w:rPr>
+                <w:b/>
+              </w:rPr>
+              <w:t>Prof. Mung Chiang</w:t>
+            </w:r>
+            <w:r/>
+          </w:p>
+        </w:tc>
+        <w:tc>
+          <w:tcPr>
+            <w:tcW w:type="dxa" w:w="1560"/>
+          </w:tcPr>
+          <w:p>
+            <w:r>
+              <w:t>Purdue University / Princeton University</w:t>
+            </w:r>
+          </w:p>
+        </w:tc>
+        <w:tc>
+          <w:tcPr>
+            <w:tcW w:type="dxa" w:w="1560"/>
+          </w:tcPr>
+          <w:p>
+            <w:r>
+              <w:t>Tier 1</w:t>
+            </w:r>
+          </w:p>
+        </w:tc>
+        <w:tc>
+          <w:tcPr>
+            <w:tcW w:type="dxa" w:w="1560"/>
+          </w:tcPr>
+          <w:p>
+            <w:r>
+              <w:t>92.2%</w:t>
+            </w:r>
+          </w:p>
+        </w:tc>
+        <w:tc>
+          <w:tcPr>
+            <w:tcW w:type="dxa" w:w="1560"/>
+          </w:tcPr>
+          <w:p>
+            <w:r>
+              <w:t>STRONG_EVIDENCE</w:t>
+            </w:r>
+          </w:p>
+        </w:tc>
+        <w:tc>
+          <w:tcPr>
+            <w:tcW w:type="dxa" w:w="1560"/>
+          </w:tcPr>
+          <w:p>
+            <w:r>
+              <w:t>Dossier</w:t>
+            </w:r>
+          </w:p>
+        </w:tc>
+      </w:tr>
+      <w:tr>
+        <w:tc>
+          <w:tcPr>
+            <w:tcW w:type="dxa" w:w="1560"/>
+          </w:tcPr>
+          <w:p>
+            <w:r/>
+            <w:r>
+              <w:rPr>
+                <w:b/>
+              </w:rPr>
+              <w:t>Prof. Ion Stoica</w:t>
+            </w:r>
+            <w:r/>
+          </w:p>
+        </w:tc>
+        <w:tc>
+          <w:tcPr>
+            <w:tcW w:type="dxa" w:w="1560"/>
+          </w:tcPr>
+          <w:p>
+            <w:r>
+              <w:t>University of California, Berkeley</w:t>
+            </w:r>
+          </w:p>
+        </w:tc>
+        <w:tc>
+          <w:tcPr>
+            <w:tcW w:type="dxa" w:w="1560"/>
+          </w:tcPr>
+          <w:p>
+            <w:r>
+              <w:t>Tier 1</w:t>
+            </w:r>
+          </w:p>
+        </w:tc>
+        <w:tc>
+          <w:tcPr>
+            <w:tcW w:type="dxa" w:w="1560"/>
+          </w:tcPr>
+          <w:p>
+            <w:r>
+              <w:t>87.0%</w:t>
+            </w:r>
+          </w:p>
+        </w:tc>
+        <w:tc>
+          <w:tcPr>
+            <w:tcW w:type="dxa" w:w="1560"/>
+          </w:tcPr>
+          <w:p>
+            <w:r>
+              <w:t>CONFIRMED_ACTIVE</w:t>
+            </w:r>
+          </w:p>
+        </w:tc>
+        <w:tc>
+          <w:tcPr>
+            <w:tcW w:type="dxa" w:w="1560"/>
+          </w:tcPr>
+          <w:p>
+            <w:r>
+              <w:t>Dossier</w:t>
+            </w:r>
+          </w:p>
+        </w:tc>
+      </w:tr>
+    </w:tbl>
+    <w:p>
+      <w:pPr>
+        <w:spacing w:after="120"/>
+      </w:pPr>
     </w:p>
     <w:p>
       <w:r>

--- a/reports/supervisors/us/country_profile.docx
+++ b/reports/supervisors/us/country_profile.docx
@@ -24,7 +24,7 @@
           <w:color w:val="64748B"/>
           <w:sz w:val="20"/>
         </w:rPr>
-        <w:t>Academic Research Intelligence • Generated: September 17, 2026</w:t>
+        <w:t>Academic Research Intelligence • Generated: September 18, 2026</w:t>
       </w:r>
     </w:p>
     <w:p>
@@ -65,7 +65,7 @@
         <w:t>Execution Date:</w:t>
       </w:r>
       <w:r>
-        <w:t xml:space="preserve"> 2026-09-17</w:t>
+        <w:t xml:space="preserve"> 2026-09-18</w:t>
       </w:r>
     </w:p>
     <w:p>
@@ -1899,7 +1899,7 @@
     </w:p>
     <w:p>
       <w:r>
-        <w:t>*Report compiled automatically by the Global Country-Based PhD Funding and Supervisor Intelligence Engine on 2026-09-17.*</w:t>
+        <w:t>*Report compiled automatically by the Global Country-Based PhD Funding and Supervisor Intelligence Engine on 2026-09-18.*</w:t>
       </w:r>
     </w:p>
     <w:sectPr>

--- a/reports/supervisors/us/country_profile.docx
+++ b/reports/supervisors/us/country_profile.docx
@@ -24,7 +24,7 @@
           <w:color w:val="64748B"/>
           <w:sz w:val="20"/>
         </w:rPr>
-        <w:t>Academic Research Intelligence • Generated: September 18, 2026</w:t>
+        <w:t>Academic Research Intelligence • Generated: September 19, 2026</w:t>
       </w:r>
     </w:p>
     <w:p>
@@ -65,7 +65,7 @@
         <w:t>Execution Date:</w:t>
       </w:r>
       <w:r>
-        <w:t xml:space="preserve"> 2026-09-18</w:t>
+        <w:t xml:space="preserve"> 2026-09-19</w:t>
       </w:r>
     </w:p>
     <w:p>
@@ -1899,7 +1899,7 @@
     </w:p>
     <w:p>
       <w:r>
-        <w:t>*Report compiled automatically by the Global Country-Based PhD Funding and Supervisor Intelligence Engine on 2026-09-18.*</w:t>
+        <w:t>*Report compiled automatically by the Global Country-Based PhD Funding and Supervisor Intelligence Engine on 2026-09-19.*</w:t>
       </w:r>
     </w:p>
     <w:sectPr>

--- a/reports/supervisors/us/country_profile.docx
+++ b/reports/supervisors/us/country_profile.docx
@@ -24,7 +24,7 @@
           <w:color w:val="64748B"/>
           <w:sz w:val="20"/>
         </w:rPr>
-        <w:t>Academic Research Intelligence • Generated: September 19, 2026</w:t>
+        <w:t>Academic Research Intelligence • Generated: September 20, 2026</w:t>
       </w:r>
     </w:p>
     <w:p>
@@ -65,7 +65,7 @@
         <w:t>Execution Date:</w:t>
       </w:r>
       <w:r>
-        <w:t xml:space="preserve"> 2026-09-19</w:t>
+        <w:t xml:space="preserve"> 2026-09-20</w:t>
       </w:r>
     </w:p>
     <w:p>
@@ -1899,7 +1899,7 @@
     </w:p>
     <w:p>
       <w:r>
-        <w:t>*Report compiled automatically by the Global Country-Based PhD Funding and Supervisor Intelligence Engine on 2026-09-19.*</w:t>
+        <w:t>*Report compiled automatically by the Global Country-Based PhD Funding and Supervisor Intelligence Engine on 2026-09-20.*</w:t>
       </w:r>
     </w:p>
     <w:sectPr>

--- a/reports/supervisors/us/country_profile.docx
+++ b/reports/supervisors/us/country_profile.docx
@@ -24,7 +24,7 @@
           <w:color w:val="64748B"/>
           <w:sz w:val="20"/>
         </w:rPr>
-        <w:t>Academic Research Intelligence • Generated: September 20, 2026</w:t>
+        <w:t>Academic Research Intelligence • Generated: September 21, 2026</w:t>
       </w:r>
     </w:p>
     <w:p>
@@ -65,7 +65,7 @@
         <w:t>Execution Date:</w:t>
       </w:r>
       <w:r>
-        <w:t xml:space="preserve"> 2026-09-20</w:t>
+        <w:t xml:space="preserve"> 2026-09-21</w:t>
       </w:r>
     </w:p>
     <w:p>
@@ -1899,7 +1899,7 @@
     </w:p>
     <w:p>
       <w:r>
-        <w:t>*Report compiled automatically by the Global Country-Based PhD Funding and Supervisor Intelligence Engine on 2026-09-20.*</w:t>
+        <w:t>*Report compiled automatically by the Global Country-Based PhD Funding and Supervisor Intelligence Engine on 2026-09-21.*</w:t>
       </w:r>
     </w:p>
     <w:sectPr>

--- a/reports/supervisors/us/country_profile.docx
+++ b/reports/supervisors/us/country_profile.docx
@@ -24,7 +24,7 @@
           <w:color w:val="64748B"/>
           <w:sz w:val="20"/>
         </w:rPr>
-        <w:t>Academic Research Intelligence • Generated: September 21, 2026</w:t>
+        <w:t>Academic Research Intelligence • Generated: September 22, 2026</w:t>
       </w:r>
     </w:p>
     <w:p>
@@ -65,7 +65,7 @@
         <w:t>Execution Date:</w:t>
       </w:r>
       <w:r>
-        <w:t xml:space="preserve"> 2026-09-21</w:t>
+        <w:t xml:space="preserve"> 2026-09-22</w:t>
       </w:r>
     </w:p>
     <w:p>
@@ -1899,7 +1899,7 @@
     </w:p>
     <w:p>
       <w:r>
-        <w:t>*Report compiled automatically by the Global Country-Based PhD Funding and Supervisor Intelligence Engine on 2026-09-21.*</w:t>
+        <w:t>*Report compiled automatically by the Global Country-Based PhD Funding and Supervisor Intelligence Engine on 2026-09-22.*</w:t>
       </w:r>
     </w:p>
     <w:sectPr>

--- a/reports/supervisors/us/country_profile.docx
+++ b/reports/supervisors/us/country_profile.docx
@@ -24,7 +24,7 @@
           <w:color w:val="64748B"/>
           <w:sz w:val="20"/>
         </w:rPr>
-        <w:t>Academic Research Intelligence • Generated: September 22, 2026</w:t>
+        <w:t>Academic Research Intelligence • Generated: September 23, 2026</w:t>
       </w:r>
     </w:p>
     <w:p>
@@ -65,7 +65,7 @@
         <w:t>Execution Date:</w:t>
       </w:r>
       <w:r>
-        <w:t xml:space="preserve"> 2026-09-22</w:t>
+        <w:t xml:space="preserve"> 2026-09-23</w:t>
       </w:r>
     </w:p>
     <w:p>
@@ -1899,7 +1899,7 @@
     </w:p>
     <w:p>
       <w:r>
-        <w:t>*Report compiled automatically by the Global Country-Based PhD Funding and Supervisor Intelligence Engine on 2026-09-22.*</w:t>
+        <w:t>*Report compiled automatically by the Global Country-Based PhD Funding and Supervisor Intelligence Engine on 2026-09-23.*</w:t>
       </w:r>
     </w:p>
     <w:sectPr>

--- a/reports/supervisors/us/country_profile.docx
+++ b/reports/supervisors/us/country_profile.docx
@@ -24,7 +24,7 @@
           <w:color w:val="64748B"/>
           <w:sz w:val="20"/>
         </w:rPr>
-        <w:t>Academic Research Intelligence • Generated: September 23, 2026</w:t>
+        <w:t>Academic Research Intelligence • Generated: September 24, 2026</w:t>
       </w:r>
     </w:p>
     <w:p>
@@ -65,7 +65,7 @@
         <w:t>Execution Date:</w:t>
       </w:r>
       <w:r>
-        <w:t xml:space="preserve"> 2026-09-23</w:t>
+        <w:t xml:space="preserve"> 2026-09-24</w:t>
       </w:r>
     </w:p>
     <w:p>
@@ -1899,7 +1899,7 @@
     </w:p>
     <w:p>
       <w:r>
-        <w:t>*Report compiled automatically by the Global Country-Based PhD Funding and Supervisor Intelligence Engine on 2026-09-23.*</w:t>
+        <w:t>*Report compiled automatically by the Global Country-Based PhD Funding and Supervisor Intelligence Engine on 2026-09-24.*</w:t>
       </w:r>
     </w:p>
     <w:sectPr>

--- a/reports/supervisors/us/country_profile.docx
+++ b/reports/supervisors/us/country_profile.docx
@@ -24,7 +24,7 @@
           <w:color w:val="64748B"/>
           <w:sz w:val="20"/>
         </w:rPr>
-        <w:t>Academic Research Intelligence • Generated: September 24, 2026</w:t>
+        <w:t>Academic Research Intelligence • Generated: September 25, 2026</w:t>
       </w:r>
     </w:p>
     <w:p>
@@ -65,7 +65,7 @@
         <w:t>Execution Date:</w:t>
       </w:r>
       <w:r>
-        <w:t xml:space="preserve"> 2026-09-24</w:t>
+        <w:t xml:space="preserve"> 2026-09-25</w:t>
       </w:r>
     </w:p>
     <w:p>
@@ -1899,7 +1899,7 @@
     </w:p>
     <w:p>
       <w:r>
-        <w:t>*Report compiled automatically by the Global Country-Based PhD Funding and Supervisor Intelligence Engine on 2026-09-24.*</w:t>
+        <w:t>*Report compiled automatically by the Global Country-Based PhD Funding and Supervisor Intelligence Engine on 2026-09-25.*</w:t>
       </w:r>
     </w:p>
     <w:sectPr>

--- a/reports/supervisors/us/country_profile.docx
+++ b/reports/supervisors/us/country_profile.docx
@@ -24,7 +24,7 @@
           <w:color w:val="64748B"/>
           <w:sz w:val="20"/>
         </w:rPr>
-        <w:t>Academic Research Intelligence • Generated: September 25, 2026</w:t>
+        <w:t>Academic Research Intelligence • Generated: September 26, 2026</w:t>
       </w:r>
     </w:p>
     <w:p>
@@ -65,7 +65,7 @@
         <w:t>Execution Date:</w:t>
       </w:r>
       <w:r>
-        <w:t xml:space="preserve"> 2026-09-25</w:t>
+        <w:t xml:space="preserve"> 2026-09-26</w:t>
       </w:r>
     </w:p>
     <w:p>
@@ -1195,73 +1195,6 @@
               <w:rPr>
                 <w:b/>
               </w:rPr>
-              <w:t>Prof. Mahadev Satyanarayanan (Satya)</w:t>
-            </w:r>
-            <w:r/>
-          </w:p>
-        </w:tc>
-        <w:tc>
-          <w:tcPr>
-            <w:tcW w:type="dxa" w:w="1560"/>
-          </w:tcPr>
-          <w:p>
-            <w:r>
-              <w:t>Carnegie Mellon University</w:t>
-            </w:r>
-          </w:p>
-        </w:tc>
-        <w:tc>
-          <w:tcPr>
-            <w:tcW w:type="dxa" w:w="1560"/>
-          </w:tcPr>
-          <w:p>
-            <w:r>
-              <w:t>Tier 1</w:t>
-            </w:r>
-          </w:p>
-        </w:tc>
-        <w:tc>
-          <w:tcPr>
-            <w:tcW w:type="dxa" w:w="1560"/>
-          </w:tcPr>
-          <w:p>
-            <w:r>
-              <w:t>93.0%</w:t>
-            </w:r>
-          </w:p>
-        </w:tc>
-        <w:tc>
-          <w:tcPr>
-            <w:tcW w:type="dxa" w:w="1560"/>
-          </w:tcPr>
-          <w:p>
-            <w:r>
-              <w:t>CONFIRMED_ACTIVE</w:t>
-            </w:r>
-          </w:p>
-        </w:tc>
-        <w:tc>
-          <w:tcPr>
-            <w:tcW w:type="dxa" w:w="1560"/>
-          </w:tcPr>
-          <w:p>
-            <w:r>
-              <w:t>Dossier</w:t>
-            </w:r>
-          </w:p>
-        </w:tc>
-      </w:tr>
-      <w:tr>
-        <w:tc>
-          <w:tcPr>
-            <w:tcW w:type="dxa" w:w="1560"/>
-          </w:tcPr>
-          <w:p>
-            <w:r/>
-            <w:r>
-              <w:rPr>
-                <w:b/>
-              </w:rPr>
               <w:t>Prof. Mung Chiang</w:t>
             </w:r>
             <w:r/>
@@ -1341,6 +1274,73 @@
           <w:p>
             <w:r>
               <w:t>University of California, Berkeley</w:t>
+            </w:r>
+          </w:p>
+        </w:tc>
+        <w:tc>
+          <w:tcPr>
+            <w:tcW w:type="dxa" w:w="1560"/>
+          </w:tcPr>
+          <w:p>
+            <w:r>
+              <w:t>Tier 1</w:t>
+            </w:r>
+          </w:p>
+        </w:tc>
+        <w:tc>
+          <w:tcPr>
+            <w:tcW w:type="dxa" w:w="1560"/>
+          </w:tcPr>
+          <w:p>
+            <w:r>
+              <w:t>91.0%</w:t>
+            </w:r>
+          </w:p>
+        </w:tc>
+        <w:tc>
+          <w:tcPr>
+            <w:tcW w:type="dxa" w:w="1560"/>
+          </w:tcPr>
+          <w:p>
+            <w:r>
+              <w:t>CONFIRMED_ACTIVE</w:t>
+            </w:r>
+          </w:p>
+        </w:tc>
+        <w:tc>
+          <w:tcPr>
+            <w:tcW w:type="dxa" w:w="1560"/>
+          </w:tcPr>
+          <w:p>
+            <w:r>
+              <w:t>Dossier</w:t>
+            </w:r>
+          </w:p>
+        </w:tc>
+      </w:tr>
+      <w:tr>
+        <w:tc>
+          <w:tcPr>
+            <w:tcW w:type="dxa" w:w="1560"/>
+          </w:tcPr>
+          <w:p>
+            <w:r/>
+            <w:r>
+              <w:rPr>
+                <w:b/>
+              </w:rPr>
+              <w:t>Prof. Mahadev Satyanarayanan (Satya)</w:t>
+            </w:r>
+            <w:r/>
+          </w:p>
+        </w:tc>
+        <w:tc>
+          <w:tcPr>
+            <w:tcW w:type="dxa" w:w="1560"/>
+          </w:tcPr>
+          <w:p>
+            <w:r>
+              <w:t>Carnegie Mellon University</w:t>
             </w:r>
           </w:p>
         </w:tc>
@@ -1899,7 +1899,7 @@
     </w:p>
     <w:p>
       <w:r>
-        <w:t>*Report compiled automatically by the Global Country-Based PhD Funding and Supervisor Intelligence Engine on 2026-09-25.*</w:t>
+        <w:t>*Report compiled automatically by the Global Country-Based PhD Funding and Supervisor Intelligence Engine on 2026-09-26.*</w:t>
       </w:r>
     </w:p>
     <w:sectPr>

--- a/reports/supervisors/us/country_profile.docx
+++ b/reports/supervisors/us/country_profile.docx
@@ -24,7 +24,7 @@
           <w:color w:val="64748B"/>
           <w:sz w:val="20"/>
         </w:rPr>
-        <w:t>Academic Research Intelligence • Generated: September 26, 2026</w:t>
+        <w:t>Academic Research Intelligence • Generated: September 28, 2026</w:t>
       </w:r>
     </w:p>
     <w:p>
@@ -65,7 +65,7 @@
         <w:t>Execution Date:</w:t>
       </w:r>
       <w:r>
-        <w:t xml:space="preserve"> 2026-09-26</w:t>
+        <w:t xml:space="preserve"> 2026-09-28</w:t>
       </w:r>
     </w:p>
     <w:p>
@@ -1899,7 +1899,7 @@
     </w:p>
     <w:p>
       <w:r>
-        <w:t>*Report compiled automatically by the Global Country-Based PhD Funding and Supervisor Intelligence Engine on 2026-09-26.*</w:t>
+        <w:t>*Report compiled automatically by the Global Country-Based PhD Funding and Supervisor Intelligence Engine on 2026-09-28.*</w:t>
       </w:r>
     </w:p>
     <w:sectPr>

--- a/reports/supervisors/us/country_profile.docx
+++ b/reports/supervisors/us/country_profile.docx
@@ -24,7 +24,7 @@
           <w:color w:val="64748B"/>
           <w:sz w:val="20"/>
         </w:rPr>
-        <w:t>Academic Research Intelligence • Generated: September 28, 2026</w:t>
+        <w:t>Academic Research Intelligence • Generated: September 29, 2026</w:t>
       </w:r>
     </w:p>
     <w:p>
@@ -65,7 +65,7 @@
         <w:t>Execution Date:</w:t>
       </w:r>
       <w:r>
-        <w:t xml:space="preserve"> 2026-09-28</w:t>
+        <w:t xml:space="preserve"> 2026-09-29</w:t>
       </w:r>
     </w:p>
     <w:p>
@@ -1899,7 +1899,7 @@
     </w:p>
     <w:p>
       <w:r>
-        <w:t>*Report compiled automatically by the Global Country-Based PhD Funding and Supervisor Intelligence Engine on 2026-09-28.*</w:t>
+        <w:t>*Report compiled automatically by the Global Country-Based PhD Funding and Supervisor Intelligence Engine on 2026-09-29.*</w:t>
       </w:r>
     </w:p>
     <w:sectPr>

--- a/reports/supervisors/us/country_profile.docx
+++ b/reports/supervisors/us/country_profile.docx
@@ -24,7 +24,7 @@
           <w:color w:val="64748B"/>
           <w:sz w:val="20"/>
         </w:rPr>
-        <w:t>Academic Research Intelligence • Generated: September 29, 2026</w:t>
+        <w:t>Academic Research Intelligence • Generated: September 30, 2026</w:t>
       </w:r>
     </w:p>
     <w:p>
@@ -65,7 +65,7 @@
         <w:t>Execution Date:</w:t>
       </w:r>
       <w:r>
-        <w:t xml:space="preserve"> 2026-09-29</w:t>
+        <w:t xml:space="preserve"> 2026-09-30</w:t>
       </w:r>
     </w:p>
     <w:p>
@@ -1899,7 +1899,7 @@
     </w:p>
     <w:p>
       <w:r>
-        <w:t>*Report compiled automatically by the Global Country-Based PhD Funding and Supervisor Intelligence Engine on 2026-09-29.*</w:t>
+        <w:t>*Report compiled automatically by the Global Country-Based PhD Funding and Supervisor Intelligence Engine on 2026-09-30.*</w:t>
       </w:r>
     </w:p>
     <w:sectPr>

--- a/reports/supervisors/us/country_profile.docx
+++ b/reports/supervisors/us/country_profile.docx
@@ -24,7 +24,7 @@
           <w:color w:val="64748B"/>
           <w:sz w:val="20"/>
         </w:rPr>
-        <w:t>Academic Research Intelligence • Generated: September 30, 2026</w:t>
+        <w:t>Academic Research Intelligence • Generated: October 01, 2026</w:t>
       </w:r>
     </w:p>
     <w:p>
@@ -65,7 +65,7 @@
         <w:t>Execution Date:</w:t>
       </w:r>
       <w:r>
-        <w:t xml:space="preserve"> 2026-09-30</w:t>
+        <w:t xml:space="preserve"> 2026-10-01</w:t>
       </w:r>
     </w:p>
     <w:p>
@@ -1899,7 +1899,7 @@
     </w:p>
     <w:p>
       <w:r>
-        <w:t>*Report compiled automatically by the Global Country-Based PhD Funding and Supervisor Intelligence Engine on 2026-09-30.*</w:t>
+        <w:t>*Report compiled automatically by the Global Country-Based PhD Funding and Supervisor Intelligence Engine on 2026-10-01.*</w:t>
       </w:r>
     </w:p>
     <w:sectPr>

--- a/reports/supervisors/us/country_profile.docx
+++ b/reports/supervisors/us/country_profile.docx
@@ -24,7 +24,7 @@
           <w:color w:val="64748B"/>
           <w:sz w:val="20"/>
         </w:rPr>
-        <w:t>Academic Research Intelligence • Generated: October 01, 2026</w:t>
+        <w:t>Academic Research Intelligence • Generated: October 02, 2026</w:t>
       </w:r>
     </w:p>
     <w:p>
@@ -65,7 +65,7 @@
         <w:t>Execution Date:</w:t>
       </w:r>
       <w:r>
-        <w:t xml:space="preserve"> 2026-10-01</w:t>
+        <w:t xml:space="preserve"> 2026-10-02</w:t>
       </w:r>
     </w:p>
     <w:p>
@@ -1899,7 +1899,7 @@
     </w:p>
     <w:p>
       <w:r>
-        <w:t>*Report compiled automatically by the Global Country-Based PhD Funding and Supervisor Intelligence Engine on 2026-10-01.*</w:t>
+        <w:t>*Report compiled automatically by the Global Country-Based PhD Funding and Supervisor Intelligence Engine on 2026-10-02.*</w:t>
       </w:r>
     </w:p>
     <w:sectPr>

--- a/reports/supervisors/us/country_profile.docx
+++ b/reports/supervisors/us/country_profile.docx
@@ -24,7 +24,7 @@
           <w:color w:val="64748B"/>
           <w:sz w:val="20"/>
         </w:rPr>
-        <w:t>Academic Research Intelligence • Generated: October 02, 2026</w:t>
+        <w:t>Academic Research Intelligence • Generated: October 03, 2026</w:t>
       </w:r>
     </w:p>
     <w:p>
@@ -65,7 +65,7 @@
         <w:t>Execution Date:</w:t>
       </w:r>
       <w:r>
-        <w:t xml:space="preserve"> 2026-10-02</w:t>
+        <w:t xml:space="preserve"> 2026-10-03</w:t>
       </w:r>
     </w:p>
     <w:p>
@@ -1899,7 +1899,7 @@
     </w:p>
     <w:p>
       <w:r>
-        <w:t>*Report compiled automatically by the Global Country-Based PhD Funding and Supervisor Intelligence Engine on 2026-10-02.*</w:t>
+        <w:t>*Report compiled automatically by the Global Country-Based PhD Funding and Supervisor Intelligence Engine on 2026-10-03.*</w:t>
       </w:r>
     </w:p>
     <w:sectPr>

--- a/reports/supervisors/us/country_profile.docx
+++ b/reports/supervisors/us/country_profile.docx
@@ -24,7 +24,7 @@
           <w:color w:val="64748B"/>
           <w:sz w:val="20"/>
         </w:rPr>
-        <w:t>Academic Research Intelligence • Generated: October 03, 2026</w:t>
+        <w:t>Academic Research Intelligence • Generated: October 04, 2026</w:t>
       </w:r>
     </w:p>
     <w:p>
@@ -65,7 +65,7 @@
         <w:t>Execution Date:</w:t>
       </w:r>
       <w:r>
-        <w:t xml:space="preserve"> 2026-10-03</w:t>
+        <w:t xml:space="preserve"> 2026-10-04</w:t>
       </w:r>
     </w:p>
     <w:p>
@@ -1899,7 +1899,7 @@
     </w:p>
     <w:p>
       <w:r>
-        <w:t>*Report compiled automatically by the Global Country-Based PhD Funding and Supervisor Intelligence Engine on 2026-10-03.*</w:t>
+        <w:t>*Report compiled automatically by the Global Country-Based PhD Funding and Supervisor Intelligence Engine on 2026-10-04.*</w:t>
       </w:r>
     </w:p>
     <w:sectPr>

--- a/reports/supervisors/us/country_profile.docx
+++ b/reports/supervisors/us/country_profile.docx
@@ -24,7 +24,7 @@
           <w:color w:val="64748B"/>
           <w:sz w:val="20"/>
         </w:rPr>
-        <w:t>Academic Research Intelligence • Generated: October 04, 2026</w:t>
+        <w:t>Academic Research Intelligence • Generated: October 05, 2026</w:t>
       </w:r>
     </w:p>
     <w:p>
@@ -65,7 +65,7 @@
         <w:t>Execution Date:</w:t>
       </w:r>
       <w:r>
-        <w:t xml:space="preserve"> 2026-10-04</w:t>
+        <w:t xml:space="preserve"> 2026-10-05</w:t>
       </w:r>
     </w:p>
     <w:p>
@@ -1899,7 +1899,7 @@
     </w:p>
     <w:p>
       <w:r>
-        <w:t>*Report compiled automatically by the Global Country-Based PhD Funding and Supervisor Intelligence Engine on 2026-10-04.*</w:t>
+        <w:t>*Report compiled automatically by the Global Country-Based PhD Funding and Supervisor Intelligence Engine on 2026-10-05.*</w:t>
       </w:r>
     </w:p>
     <w:sectPr>

--- a/reports/supervisors/us/country_profile.docx
+++ b/reports/supervisors/us/country_profile.docx
@@ -24,7 +24,7 @@
           <w:color w:val="64748B"/>
           <w:sz w:val="20"/>
         </w:rPr>
-        <w:t>Academic Research Intelligence • Generated: October 05, 2026</w:t>
+        <w:t>Academic Research Intelligence • Generated: October 06, 2026</w:t>
       </w:r>
     </w:p>
     <w:p>
@@ -65,7 +65,7 @@
         <w:t>Execution Date:</w:t>
       </w:r>
       <w:r>
-        <w:t xml:space="preserve"> 2026-10-05</w:t>
+        <w:t xml:space="preserve"> 2026-10-06</w:t>
       </w:r>
     </w:p>
     <w:p>
@@ -1899,7 +1899,7 @@
     </w:p>
     <w:p>
       <w:r>
-        <w:t>*Report compiled automatically by the Global Country-Based PhD Funding and Supervisor Intelligence Engine on 2026-10-05.*</w:t>
+        <w:t>*Report compiled automatically by the Global Country-Based PhD Funding and Supervisor Intelligence Engine on 2026-10-06.*</w:t>
       </w:r>
     </w:p>
     <w:sectPr>

--- a/reports/supervisors/us/country_profile.docx
+++ b/reports/supervisors/us/country_profile.docx
@@ -24,7 +24,7 @@
           <w:color w:val="64748B"/>
           <w:sz w:val="20"/>
         </w:rPr>
-        <w:t>Academic Research Intelligence • Generated: October 06, 2026</w:t>
+        <w:t>Academic Research Intelligence • Generated: October 07, 2026</w:t>
       </w:r>
     </w:p>
     <w:p>
@@ -65,7 +65,7 @@
         <w:t>Execution Date:</w:t>
       </w:r>
       <w:r>
-        <w:t xml:space="preserve"> 2026-10-06</w:t>
+        <w:t xml:space="preserve"> 2026-10-07</w:t>
       </w:r>
     </w:p>
     <w:p>
@@ -1899,7 +1899,7 @@
     </w:p>
     <w:p>
       <w:r>
-        <w:t>*Report compiled automatically by the Global Country-Based PhD Funding and Supervisor Intelligence Engine on 2026-10-06.*</w:t>
+        <w:t>*Report compiled automatically by the Global Country-Based PhD Funding and Supervisor Intelligence Engine on 2026-10-07.*</w:t>
       </w:r>
     </w:p>
     <w:sectPr>
